--- a/04-outputs/AA-evals/evaluation-scores.docx
+++ b/04-outputs/AA-evals/evaluation-scores.docx
@@ -187,6 +187,151 @@
                 <w:sz w:val="16"/>
               </w:rPr>
               <w:t>verdict</w:t>
+            </w:r>
+          </w:p>
+        </w:tc>
+      </w:tr>
+      <w:tr>
+        <w:tc>
+          <w:tcPr>
+            <w:tcW w:type="dxa" w:w="785"/>
+          </w:tcPr>
+          <w:p>
+            <w:r>
+              <w:rPr>
+                <w:sz w:val="16"/>
+              </w:rPr>
+              <w:t>2026-09-21</w:t>
+            </w:r>
+          </w:p>
+        </w:tc>
+        <w:tc>
+          <w:tcPr>
+            <w:tcW w:type="dxa" w:w="785"/>
+          </w:tcPr>
+          <w:p>
+            <w:r>
+              <w:rPr>
+                <w:sz w:val="16"/>
+              </w:rPr>
+              <w:t>label sweep</w:t>
+            </w:r>
+          </w:p>
+        </w:tc>
+        <w:tc>
+          <w:tcPr>
+            <w:tcW w:type="dxa" w:w="785"/>
+          </w:tcPr>
+          <w:p>
+            <w:r>
+              <w:rPr>
+                <w:sz w:val="16"/>
+              </w:rPr>
+              <w:t>8,924r / 61f | best +3.0/-1.5ATR 12b</w:t>
+            </w:r>
+          </w:p>
+        </w:tc>
+        <w:tc>
+          <w:tcPr>
+            <w:tcW w:type="dxa" w:w="785"/>
+          </w:tcPr>
+          <w:p>
+            <w:r>
+              <w:rPr>
+                <w:sz w:val="16"/>
+              </w:rPr>
+              <w:t>LightGBM</w:t>
+            </w:r>
+          </w:p>
+        </w:tc>
+        <w:tc>
+          <w:tcPr>
+            <w:tcW w:type="dxa" w:w="785"/>
+          </w:tcPr>
+          <w:p>
+            <w:r>
+              <w:rPr>
+                <w:sz w:val="16"/>
+              </w:rPr>
+              <w:t>0.602</w:t>
+            </w:r>
+          </w:p>
+        </w:tc>
+        <w:tc>
+          <w:tcPr>
+            <w:tcW w:type="dxa" w:w="785"/>
+          </w:tcPr>
+          <w:p>
+            <w:r>
+              <w:rPr>
+                <w:sz w:val="16"/>
+              </w:rPr>
+              <w:t>0.253</w:t>
+            </w:r>
+          </w:p>
+        </w:tc>
+        <w:tc>
+          <w:tcPr>
+            <w:tcW w:type="dxa" w:w="785"/>
+          </w:tcPr>
+          <w:p>
+            <w:r>
+              <w:rPr>
+                <w:sz w:val="16"/>
+              </w:rPr>
+              <w:t>0.175</w:t>
+            </w:r>
+          </w:p>
+        </w:tc>
+        <w:tc>
+          <w:tcPr>
+            <w:tcW w:type="dxa" w:w="785"/>
+          </w:tcPr>
+          <w:p>
+            <w:r>
+              <w:rPr>
+                <w:sz w:val="16"/>
+              </w:rPr>
+              <w:t>+45.1%</w:t>
+            </w:r>
+          </w:p>
+        </w:tc>
+        <w:tc>
+          <w:tcPr>
+            <w:tcW w:type="dxa" w:w="785"/>
+          </w:tcPr>
+          <w:p>
+            <w:r>
+              <w:rPr>
+                <w:sz w:val="16"/>
+              </w:rPr>
+              <w:t>+0.05%</w:t>
+            </w:r>
+          </w:p>
+        </w:tc>
+        <w:tc>
+          <w:tcPr>
+            <w:tcW w:type="dxa" w:w="785"/>
+          </w:tcPr>
+          <w:p>
+            <w:r>
+              <w:rPr>
+                <w:sz w:val="16"/>
+              </w:rPr>
+              <w:t>1,172</w:t>
+            </w:r>
+          </w:p>
+        </w:tc>
+        <w:tc>
+          <w:tcPr>
+            <w:tcW w:type="dxa" w:w="785"/>
+          </w:tcPr>
+          <w:p>
+            <w:r>
+              <w:rPr>
+                <w:sz w:val="16"/>
+              </w:rPr>
+              <w:t>NO-GO</w:t>
             </w:r>
           </w:p>
         </w:tc>
